--- a/public/dosyalar/gunluk-plan/12-sinif-cografya-4-saat-gunluk-plan-2026-2027.docx
+++ b/public/dosyalar/gunluk-plan/12-sinif-cografya-4-saat-gunluk-plan-2026-2027.docx
@@ -35305,9 +35305,10 @@
       </w:tr>
     </w:tbl>
     <w:sectPr>
-      <w:footerReference w:type="default" r:id="rId9"/>
+      <w:headerReference w:type="default" r:id="rId9"/>
+      <w:footerReference w:type="default" r:id="rId10"/>
       <w:pgSz w:w="11906" w:h="16838"/>
-      <w:pgMar w:top="737" w:right="850" w:bottom="737" w:left="850" w:header="720" w:footer="720" w:gutter="0"/>
+      <w:pgMar w:top="1417" w:right="850" w:bottom="737" w:left="850" w:header="340" w:footer="720" w:gutter="0"/>
       <w:cols w:space="720"/>
       <w:docGrid w:linePitch="360"/>
     </w:sectPr>
@@ -35330,6 +35331,82 @@
     </w:r>
   </w:p>
 </w:ftr>
+</file>
+
+<file path=word/header1.xml><?xml version="1.0" encoding="utf-8"?>
+<w:hdr xmlns:m="http://schemas.openxmlformats.org/officeDocument/2006/math" xmlns:mc="http://schemas.openxmlformats.org/markup-compatibility/2006" xmlns:mo="http://schemas.microsoft.com/office/mac/office/2008/main" xmlns:mv="urn:schemas-microsoft-com:mac:vml" xmlns:o="urn:schemas-microsoft-com:office:office" xmlns:r="http://schemas.openxmlformats.org/officeDocument/2006/relationships" xmlns:v="urn:schemas-microsoft-com:vml" xmlns:w10="urn:schemas-microsoft-com:office:word" xmlns:w14="http://schemas.microsoft.com/office/word/2010/wordml" xmlns:w="http://schemas.openxmlformats.org/wordprocessingml/2006/main" xmlns:wne="http://schemas.microsoft.com/office/word/2006/wordml" xmlns:wp14="http://schemas.microsoft.com/office/word/2010/wordprocessingDrawing" xmlns:wp="http://schemas.openxmlformats.org/drawingml/2006/wordprocessingDrawing" xmlns:wpc="http://schemas.microsoft.com/office/word/2010/wordprocessingCanvas" xmlns:wpg="http://schemas.microsoft.com/office/word/2010/wordprocessingGroup" xmlns:wpi="http://schemas.microsoft.com/office/word/2010/wordprocessingInk" xmlns:wps="http://schemas.microsoft.com/office/word/2010/wordprocessingShape" mc:Ignorable="w14 wp14">
+  <w:p>
+    <w:pPr>
+      <w:pStyle w:val="Header"/>
+      <w:pBdr>
+        <w:bottom w:val="single" w:sz="8" w:space="4" w:color="0B2257"/>
+      </w:pBdr>
+      <w:tabs>
+        <w:tab w:pos="4680" w:val="clear"/>
+        <w:tab w:pos="9360" w:val="clear"/>
+        <w:tab w:pos="10205" w:val="right"/>
+      </w:tabs>
+      <w:spacing w:after="0"/>
+    </w:pPr>
+    <w:r>
+      <w:drawing>
+        <wp:inline xmlns:a="http://schemas.openxmlformats.org/drawingml/2006/main" xmlns:pic="http://schemas.openxmlformats.org/drawingml/2006/picture">
+          <wp:extent cx="378000" cy="378000"/>
+          <wp:docPr id="1" name="Picture 1"/>
+          <wp:cNvGraphicFramePr>
+            <a:graphicFrameLocks noChangeAspect="1"/>
+          </wp:cNvGraphicFramePr>
+          <a:graphic>
+            <a:graphicData uri="http://schemas.openxmlformats.org/drawingml/2006/picture">
+              <pic:pic>
+                <pic:nvPicPr>
+                  <pic:cNvPr id="0" name="simge-192.png"/>
+                  <pic:cNvPicPr/>
+                </pic:nvPicPr>
+                <pic:blipFill>
+                  <a:blip r:embed="rId1"/>
+                  <a:stretch>
+                    <a:fillRect/>
+                  </a:stretch>
+                </pic:blipFill>
+                <pic:spPr>
+                  <a:xfrm>
+                    <a:off x="0" y="0"/>
+                    <a:ext cx="378000" cy="378000"/>
+                  </a:xfrm>
+                  <a:prstGeom prst="rect"/>
+                </pic:spPr>
+              </pic:pic>
+            </a:graphicData>
+          </a:graphic>
+        </wp:inline>
+      </w:drawing>
+    </w:r>
+    <w:r>
+      <w:rPr>
+        <w:b/>
+        <w:color w:val="0B2257"/>
+        <w:sz w:val="22"/>
+      </w:rPr>
+      <w:t xml:space="preserve">  DERS KUTUSU</w:t>
+    </w:r>
+    <w:r>
+      <w:rPr>
+        <w:color w:val="5B6479"/>
+        <w:sz w:val="17"/>
+      </w:rPr>
+      <w:t xml:space="preserve">  derskutusu.com</w:t>
+    </w:r>
+    <w:r>
+      <w:rPr>
+        <w:color w:val="5B6479"/>
+        <w:sz w:val="17"/>
+      </w:rPr>
+      <w:tab/>
+      <w:t>12. Sınıf Coğrafya · Günlük plan · 2026-2027</w:t>
+    </w:r>
+  </w:p>
+</w:hdr>
 </file>
 
 <file path=word/numbering.xml><?xml version="1.0" encoding="utf-8"?>
